--- a/paper/Application of Multi-Scale Feature Fusion and Optimization with BGL-YOLO11 Model for Object Detection in Aerial Images.docx
+++ b/paper/Application of Multi-Scale Feature Fusion and Optimization with BGL-YOLO11 Model for Object Detection in Aerial Images.docx
@@ -291,31 +291,55 @@
         <w:spacing w:before="0" w:after="0"/>
       </w:pPr>
       <w:r>
-        <w:t>A single paragraph of about 200 words maximum. For research articles, abstracts should give a pertinent overview of the work. We strongly encourage authors to use the following style of structured abstracts, but without headings: (1) Background: Place the question addressed in a broad context and highlight the purpose of the study</w:t>
-      </w:r>
-      <w:r>
-        <w:t xml:space="preserve">; (2) Methods: briefly describe the main methods or treatments applied; (3) Results: summarize the </w:t>
-      </w:r>
-      <w:r>
-        <w:t>article</w:t>
-      </w:r>
-      <w:r>
-        <w:rPr>
-          <w:rFonts w:hint="eastAsia"/>
-        </w:rPr>
-        <w:t>’</w:t>
-      </w:r>
-      <w:r>
-        <w:t>s</w:t>
-      </w:r>
-      <w:r>
-        <w:t xml:space="preserve"> main findings; (4) Conclusions: indicate the main conclus</w:t>
-      </w:r>
-      <w:r>
-        <w:t>ions or interpretations. The ab</w:t>
-      </w:r>
-      <w:r>
-        <w:t>stract should be an objective representation of the article and it must not contain results that are not presented and substantiated in the main text and should not exaggerate the main conclusions.</w:t>
+        <w:t xml:space="preserve">To address the challenges of small target scale, severe occlusion, and complex backgrounds in drone-based vision, traditional YOLO-based detectors still suffer from high missed detection rates and imprecise localization, particularly in low-altitude aerial scenarios such as </w:t>
+      </w:r>
+      <w:proofErr w:type="spellStart"/>
+      <w:r>
+        <w:t>VisDrone</w:t>
+      </w:r>
+      <w:proofErr w:type="spellEnd"/>
+      <w:r>
+        <w:t>. To improve YOLO11's performance in drone-based scenarios, we propose an improved detection network, BGL-YOLO11, which integrates the Bidirectional Feature Pyramid Network (</w:t>
+      </w:r>
+      <w:proofErr w:type="spellStart"/>
+      <w:r>
+        <w:t>BiFPN</w:t>
+      </w:r>
+      <w:proofErr w:type="spellEnd"/>
+      <w:r>
+        <w:t xml:space="preserve">), Global-Local Spatial Attention Module (GLSA), and Lightweight Adaptive Weight </w:t>
+      </w:r>
+      <w:proofErr w:type="spellStart"/>
+      <w:r>
+        <w:t>Downsampling</w:t>
+      </w:r>
+      <w:proofErr w:type="spellEnd"/>
+      <w:r>
+        <w:t xml:space="preserve"> Module (LAWDS). </w:t>
+      </w:r>
+      <w:proofErr w:type="spellStart"/>
+      <w:r>
+        <w:t>BiFPN</w:t>
+      </w:r>
+      <w:proofErr w:type="spellEnd"/>
+      <w:r>
+        <w:t xml:space="preserve"> efficiently fuses multi-scale features, enhancing small target representation; GLSA models global context and local details to suppress background interference; LAWDS adaptively recalibrates and enhances features without significantly increasing parameters. On the </w:t>
+      </w:r>
+      <w:proofErr w:type="spellStart"/>
+      <w:r>
+        <w:t>VisDrone</w:t>
+      </w:r>
+      <w:proofErr w:type="spellEnd"/>
+      <w:r>
+        <w:t xml:space="preserve"> dataset, we perform comparative experiments with YOLO11n as the baseline and design multiple ablation combinations. The results show that BGL-YOLO11 improves mAP@0.5 and mAP@0.5:0.95, significantly enhances small target recall, and maintains real-time inference speed, with minimal computational cost increase. These findings validate the effectiveness of </w:t>
+      </w:r>
+      <w:proofErr w:type="spellStart"/>
+      <w:r>
+        <w:t>BiFPN</w:t>
+      </w:r>
+      <w:proofErr w:type="spellEnd"/>
+      <w:r>
+        <w:t>, GLSA, and LAWDS for small target detection in drone environments. BGL-YOLO11 shows strong engineering application potential in complex drone scenarios.</w:t>
       </w:r>
     </w:p>
     <w:p>
@@ -336,19 +360,35 @@
         <w:rPr>
           <w:szCs w:val="18"/>
         </w:rPr>
-        <w:t xml:space="preserve">keyword 1; keyword 2; keyword 3 (List three to ten pertinent keywords </w:t>
-      </w:r>
+        <w:t xml:space="preserve">Object Detection; YOLO11; </w:t>
+      </w:r>
+      <w:proofErr w:type="spellStart"/>
       <w:r>
         <w:rPr>
           <w:szCs w:val="18"/>
         </w:rPr>
-        <w:t xml:space="preserve">specific to the article yet </w:t>
-      </w:r>
+        <w:t>VisDrone</w:t>
+      </w:r>
+      <w:proofErr w:type="spellEnd"/>
       <w:r>
         <w:rPr>
           <w:szCs w:val="18"/>
         </w:rPr>
-        <w:t>reasonably common within the subject discipline.)</w:t>
+        <w:t xml:space="preserve">; </w:t>
+      </w:r>
+      <w:proofErr w:type="spellStart"/>
+      <w:r>
+        <w:rPr>
+          <w:szCs w:val="18"/>
+        </w:rPr>
+        <w:t>BiFPN</w:t>
+      </w:r>
+      <w:proofErr w:type="spellEnd"/>
+      <w:r>
+        <w:rPr>
+          <w:szCs w:val="18"/>
+        </w:rPr>
+        <w:t>; Small Target Detection</w:t>
       </w:r>
     </w:p>
     <w:p>
@@ -361,67 +401,47 @@
         <w:pStyle w:val="MDPI21heading1"/>
       </w:pPr>
       <w:r>
-        <w:t>0. How to Use This Template</w:t>
+        <w:t>1. Introduction</w:t>
       </w:r>
     </w:p>
     <w:p>
       <w:pPr>
         <w:pStyle w:val="MDPI31text"/>
-      </w:pPr>
-      <w:r>
-        <w:t xml:space="preserve">The template details the sections that can be used in a manuscript. Note that each section has a corresponding style, </w:t>
-      </w:r>
-      <w:r>
-        <w:t>which can be found in the “Styles”</w:t>
-      </w:r>
-      <w:r>
-        <w:t xml:space="preserve"> </w:t>
-      </w:r>
-      <w:r>
-        <w:t xml:space="preserve">menu of Word. Sections that are not mandatory are listed as such. The section titles given are for articles. Review papers and other article types have a more flexible structure. </w:t>
+        <w:rPr>
+          <w:rFonts w:eastAsiaTheme="minorEastAsia"/>
+          <w:lang w:eastAsia="zh-CN"/>
+        </w:rPr>
+      </w:pPr>
+      <w:r>
+        <w:t xml:space="preserve">The introduction should briefly place the study in a broad context and highlight why it is important. It should define the purpose of the work and its significance. The current state </w:t>
+      </w:r>
+      <w:r>
+        <w:t>of the research field should be carefully reviewed and key publications cited. Please highlight controversial and diverging hypotheses when necessary. Finally, briefly mention the main aim of the work and highlight the principal conclusions. As far as possible, please keep the introduction comprehensible to</w:t>
+      </w:r>
+      <w:r>
+        <w:t xml:space="preserve"> scientists outside your partic</w:t>
+      </w:r>
+      <w:r>
+        <w:t>ular field of research. References should be numbere</w:t>
+      </w:r>
+      <w:r>
+        <w:t>d in order of appearance and in</w:t>
+      </w:r>
+      <w:r>
+        <w:t xml:space="preserve">dicated by a numeral or numerals in square brackets—e.g., </w:t>
+      </w:r>
+      <w:r>
+        <w:t>[1] or [2,3], or [4–6]. See the end of the document for further details on references.</w:t>
       </w:r>
     </w:p>
     <w:p>
       <w:pPr>
         <w:pStyle w:val="MDPI31text"/>
-      </w:pPr>
-      <w:r>
-        <w:t>Remove this paragraph and start section numbering with 1. For any questions, please contact the editorial office of the journal or support@mdpi.com.</w:t>
-      </w:r>
-    </w:p>
-    <w:p>
-      <w:pPr>
-        <w:pStyle w:val="MDPI21heading1"/>
-      </w:pPr>
-      <w:r>
-        <w:t>1. Introduction</w:t>
-      </w:r>
-    </w:p>
-    <w:p>
-      <w:pPr>
-        <w:pStyle w:val="MDPI31text"/>
-      </w:pPr>
-      <w:r>
-        <w:t xml:space="preserve">The introduction should briefly place the study in a broad context and highlight why it is important. It should define the purpose of the work and its significance. The current state </w:t>
-      </w:r>
-      <w:r>
-        <w:t>of the research field should be carefully reviewed and key publications cited. Please highlight controversial and diverging hypotheses when necessary. Finally, briefly mention the main aim of the work and highlight the principal conclusions. As far as possible, please keep the introduction comprehensible to</w:t>
-      </w:r>
-      <w:r>
-        <w:t xml:space="preserve"> scientists outside your partic</w:t>
-      </w:r>
-      <w:r>
-        <w:t>ular field of research. References should be numbere</w:t>
-      </w:r>
-      <w:r>
-        <w:t>d in order of appearance and in</w:t>
-      </w:r>
-      <w:r>
-        <w:t xml:space="preserve">dicated by a numeral or numerals in square brackets—e.g., </w:t>
-      </w:r>
-      <w:r>
-        <w:t>[1] or [2,3], or [4–6]. See the end of the document for further details on references.</w:t>
-      </w:r>
+        <w:rPr>
+          <w:rFonts w:eastAsiaTheme="minorEastAsia" w:hint="eastAsia"/>
+          <w:lang w:eastAsia="zh-CN"/>
+        </w:rPr>
+      </w:pPr>
     </w:p>
     <w:p>
       <w:pPr>
